--- a/data/revised_2026-10_full/outputs/v2/Maths/SS2.2_Area_of_Polygons/Mathematics_Area_of_Polygons_FinalExplanation_TeacherKey.docx
+++ b/data/revised_2026-10_full/outputs/v2/Maths/SS2.2_Area_of_Polygons/Mathematics_Area_of_Polygons_FinalExplanation_TeacherKey.docx
@@ -1738,7 +1738,7 @@
         </w:rPr>
         <w:t xml:space="preserve">© 2026 SeaVuria and ARES. This work is licensed under a </w:t>
       </w:r>
-      <w:hyperlink w:history="1" r:id="rIdgezzvy0g5qsh8kpyrf5en">
+      <w:hyperlink w:history="1" r:id="rId6sjuprwcui7hy5ft94asc">
         <w:r>
           <w:rPr>
             <w:rFonts w:ascii="Arial" w:cs="Arial" w:eastAsia="Arial" w:hAnsi="Arial"/>
@@ -1758,7 +1758,7 @@
         </w:rPr>
         <w:t xml:space="preserve"> (</w:t>
       </w:r>
-      <w:hyperlink w:history="1" r:id="rIdyc9vq7hym4vtr9ozva5g7">
+      <w:hyperlink w:history="1" r:id="rIdzxyq8_uml4samjlsw8osb">
         <w:r>
           <w:rPr>
             <w:rFonts w:ascii="Arial" w:cs="Arial" w:eastAsia="Arial" w:hAnsi="Arial"/>
@@ -1778,7 +1778,7 @@
         </w:rPr>
         <w:t xml:space="preserve">). To view a copy of this license, visit </w:t>
       </w:r>
-      <w:hyperlink w:history="1" r:id="rIdypzeearlr3kwse3noos-0">
+      <w:hyperlink w:history="1" r:id="rIdjhc6hzsywk8kwbpdudckc">
         <w:r>
           <w:rPr>
             <w:rFonts w:ascii="Arial" w:cs="Arial" w:eastAsia="Arial" w:hAnsi="Arial"/>
